--- a/otchet/main.docx
+++ b/otchet/main.docx
@@ -4,7 +4,7 @@
   <w:body>
     <w:p>
       <w:pPr>
-        <w:pStyle w:val="user6"/>
+        <w:pStyle w:val="Style16"/>
         <w:bidi w:val="0"/>
         <w:jc w:val="center"/>
         <w:rPr>
@@ -35,7 +35,7 @@
     </w:p>
     <w:p>
       <w:pPr>
-        <w:pStyle w:val="user6"/>
+        <w:pStyle w:val="Style16"/>
         <w:bidi w:val="0"/>
         <w:jc w:val="center"/>
         <w:rPr>
@@ -66,7 +66,7 @@
     </w:p>
     <w:p>
       <w:pPr>
-        <w:pStyle w:val="user6"/>
+        <w:pStyle w:val="Style16"/>
         <w:bidi w:val="0"/>
         <w:jc w:val="center"/>
         <w:rPr>
@@ -97,7 +97,7 @@
     </w:p>
     <w:p>
       <w:pPr>
-        <w:pStyle w:val="user6"/>
+        <w:pStyle w:val="Style16"/>
         <w:bidi w:val="0"/>
         <w:ind w:hanging="0" w:start="0"/>
         <w:jc w:val="end"/>
@@ -135,7 +135,7 @@
     </w:p>
     <w:p>
       <w:pPr>
-        <w:pStyle w:val="user6"/>
+        <w:pStyle w:val="Style16"/>
         <w:bidi w:val="0"/>
         <w:ind w:hanging="0" w:start="0"/>
         <w:jc w:val="end"/>
@@ -262,7 +262,7 @@
           </w:tcPr>
           <w:p>
             <w:pPr>
-              <w:pStyle w:val="user6"/>
+              <w:pStyle w:val="Style16"/>
               <w:tabs>
                 <w:tab w:val="clear" w:pos="709"/>
                 <w:tab w:val="right" w:pos="9638" w:leader="none"/>
@@ -298,7 +298,7 @@
           </w:p>
           <w:p>
             <w:pPr>
-              <w:pStyle w:val="user6"/>
+              <w:pStyle w:val="Style16"/>
               <w:tabs>
                 <w:tab w:val="clear" w:pos="709"/>
                 <w:tab w:val="right" w:pos="9638" w:leader="none"/>
@@ -334,7 +334,7 @@
           </w:p>
           <w:p>
             <w:pPr>
-              <w:pStyle w:val="user6"/>
+              <w:pStyle w:val="Style16"/>
               <w:tabs>
                 <w:tab w:val="clear" w:pos="709"/>
                 <w:tab w:val="right" w:pos="9638" w:leader="none"/>
@@ -381,7 +381,7 @@
           </w:tcPr>
           <w:p>
             <w:pPr>
-              <w:pStyle w:val="user6"/>
+              <w:pStyle w:val="Style16"/>
               <w:tabs>
                 <w:tab w:val="clear" w:pos="709"/>
                 <w:tab w:val="right" w:pos="9638" w:leader="none"/>
@@ -423,7 +423,7 @@
           </w:p>
           <w:p>
             <w:pPr>
-              <w:pStyle w:val="user6"/>
+              <w:pStyle w:val="Style16"/>
               <w:tabs>
                 <w:tab w:val="clear" w:pos="709"/>
                 <w:tab w:val="right" w:pos="9638" w:leader="none"/>
@@ -462,7 +462,7 @@
     </w:tbl>
     <w:p>
       <w:pPr>
-        <w:pStyle w:val="user6"/>
+        <w:pStyle w:val="Style16"/>
         <w:tabs>
           <w:tab w:val="clear" w:pos="709"/>
           <w:tab w:val="right" w:pos="9638" w:leader="none"/>
@@ -504,7 +504,7 @@
     </w:p>
     <w:p>
       <w:pPr>
-        <w:pStyle w:val="user6"/>
+        <w:pStyle w:val="Style16"/>
         <w:tabs>
           <w:tab w:val="clear" w:pos="709"/>
           <w:tab w:val="right" w:pos="9638" w:leader="none"/>
@@ -546,7 +546,7 @@
     </w:p>
     <w:p>
       <w:pPr>
-        <w:pStyle w:val="user6"/>
+        <w:pStyle w:val="Style16"/>
         <w:bidi w:val="0"/>
         <w:jc w:val="center"/>
         <w:rPr>
@@ -583,7 +583,7 @@
     </w:p>
     <w:p>
       <w:pPr>
-        <w:pStyle w:val="user6"/>
+        <w:pStyle w:val="Style16"/>
         <w:bidi w:val="0"/>
         <w:jc w:val="center"/>
         <w:rPr>
@@ -647,7 +647,7 @@
     </w:p>
     <w:p>
       <w:pPr>
-        <w:pStyle w:val="user6"/>
+        <w:pStyle w:val="Style16"/>
         <w:bidi w:val="0"/>
         <w:jc w:val="center"/>
         <w:rPr>
@@ -684,7 +684,7 @@
     </w:p>
     <w:p>
       <w:pPr>
-        <w:pStyle w:val="user6"/>
+        <w:pStyle w:val="Style16"/>
         <w:bidi w:val="0"/>
         <w:jc w:val="center"/>
         <w:rPr>
@@ -721,7 +721,7 @@
     </w:p>
     <w:p>
       <w:pPr>
-        <w:pStyle w:val="user6"/>
+        <w:pStyle w:val="Style16"/>
         <w:bidi w:val="0"/>
         <w:jc w:val="center"/>
         <w:rPr>
@@ -758,7 +758,7 @@
     </w:p>
     <w:p>
       <w:pPr>
-        <w:pStyle w:val="user6"/>
+        <w:pStyle w:val="Style16"/>
         <w:bidi w:val="0"/>
         <w:jc w:val="center"/>
         <w:rPr>
@@ -898,7 +898,7 @@
     </w:p>
     <w:p>
       <w:pPr>
-        <w:pStyle w:val="user6"/>
+        <w:pStyle w:val="Style16"/>
         <w:bidi w:val="0"/>
         <w:jc w:val="center"/>
         <w:rPr>
@@ -935,7 +935,7 @@
     </w:p>
     <w:p>
       <w:pPr>
-        <w:pStyle w:val="user6"/>
+        <w:pStyle w:val="Style16"/>
         <w:bidi w:val="0"/>
         <w:jc w:val="center"/>
         <w:rPr>
@@ -972,7 +972,7 @@
     </w:p>
     <w:p>
       <w:pPr>
-        <w:pStyle w:val="user6"/>
+        <w:pStyle w:val="Style16"/>
         <w:bidi w:val="0"/>
         <w:jc w:val="center"/>
         <w:rPr>
@@ -1009,7 +1009,7 @@
     </w:p>
     <w:p>
       <w:pPr>
-        <w:pStyle w:val="user6"/>
+        <w:pStyle w:val="Style16"/>
         <w:bidi w:val="0"/>
         <w:jc w:val="center"/>
         <w:rPr>
@@ -1046,7 +1046,7 @@
     </w:p>
     <w:p>
       <w:pPr>
-        <w:pStyle w:val="user6"/>
+        <w:pStyle w:val="Style16"/>
         <w:bidi w:val="0"/>
         <w:jc w:val="center"/>
         <w:rPr>
@@ -1083,7 +1083,7 @@
     </w:p>
     <w:p>
       <w:pPr>
-        <w:pStyle w:val="user6"/>
+        <w:pStyle w:val="Style16"/>
         <w:bidi w:val="0"/>
         <w:jc w:val="center"/>
         <w:rPr>
@@ -1120,7 +1120,7 @@
     </w:p>
     <w:p>
       <w:pPr>
-        <w:pStyle w:val="user6"/>
+        <w:pStyle w:val="Style16"/>
         <w:bidi w:val="0"/>
         <w:jc w:val="center"/>
         <w:rPr>
@@ -1157,7 +1157,7 @@
     </w:p>
     <w:p>
       <w:pPr>
-        <w:pStyle w:val="user6"/>
+        <w:pStyle w:val="Style16"/>
         <w:bidi w:val="0"/>
         <w:jc w:val="center"/>
         <w:rPr>
@@ -1218,7 +1218,7 @@
           </w:tcPr>
           <w:p>
             <w:pPr>
-              <w:pStyle w:val="user6"/>
+              <w:pStyle w:val="Style16"/>
               <w:bidi w:val="0"/>
               <w:jc w:val="start"/>
               <w:rPr>
@@ -1255,7 +1255,7 @@
           </w:tcPr>
           <w:p>
             <w:pPr>
-              <w:pStyle w:val="user6"/>
+              <w:pStyle w:val="Style16"/>
               <w:bidi w:val="0"/>
               <w:jc w:val="start"/>
               <w:rPr>
@@ -1295,7 +1295,7 @@
           </w:tcPr>
           <w:p>
             <w:pPr>
-              <w:pStyle w:val="user6"/>
+              <w:pStyle w:val="Style16"/>
               <w:bidi w:val="0"/>
               <w:jc w:val="start"/>
               <w:rPr>
@@ -1326,7 +1326,7 @@
           </w:p>
           <w:p>
             <w:pPr>
-              <w:pStyle w:val="user6"/>
+              <w:pStyle w:val="Style16"/>
               <w:bidi w:val="0"/>
               <w:jc w:val="start"/>
               <w:rPr>
@@ -1363,7 +1363,7 @@
           </w:tcPr>
           <w:p>
             <w:pPr>
-              <w:pStyle w:val="user6"/>
+              <w:pStyle w:val="Style16"/>
               <w:bidi w:val="0"/>
               <w:jc w:val="start"/>
               <w:rPr>
@@ -1405,7 +1405,7 @@
           </w:tcPr>
           <w:p>
             <w:pPr>
-              <w:pStyle w:val="user6"/>
+              <w:pStyle w:val="Style16"/>
               <w:bidi w:val="0"/>
               <w:jc w:val="start"/>
               <w:rPr>
@@ -1442,7 +1442,7 @@
           </w:tcPr>
           <w:p>
             <w:pPr>
-              <w:pStyle w:val="user6"/>
+              <w:pStyle w:val="Style16"/>
               <w:bidi w:val="0"/>
               <w:jc w:val="start"/>
               <w:rPr>
@@ -1476,7 +1476,7 @@
     </w:tbl>
     <w:p>
       <w:pPr>
-        <w:pStyle w:val="user6"/>
+        <w:pStyle w:val="Style16"/>
         <w:bidi w:val="0"/>
         <w:jc w:val="center"/>
         <w:rPr>
@@ -1513,7 +1513,7 @@
     </w:p>
     <w:p>
       <w:pPr>
-        <w:pStyle w:val="user6"/>
+        <w:pStyle w:val="Style16"/>
         <w:bidi w:val="0"/>
         <w:jc w:val="center"/>
         <w:rPr>
@@ -1550,7 +1550,7 @@
     </w:p>
     <w:p>
       <w:pPr>
-        <w:pStyle w:val="user6"/>
+        <w:pStyle w:val="Style16"/>
         <w:bidi w:val="0"/>
         <w:jc w:val="center"/>
         <w:rPr>
@@ -1587,7 +1587,7 @@
     </w:p>
     <w:p>
       <w:pPr>
-        <w:pStyle w:val="user6"/>
+        <w:pStyle w:val="Style16"/>
         <w:bidi w:val="0"/>
         <w:jc w:val="center"/>
         <w:rPr>
@@ -1624,7 +1624,7 @@
     </w:p>
     <w:p>
       <w:pPr>
-        <w:pStyle w:val="user6"/>
+        <w:pStyle w:val="Style16"/>
         <w:bidi w:val="0"/>
         <w:jc w:val="center"/>
         <w:rPr>
@@ -1661,7 +1661,7 @@
     </w:p>
     <w:p>
       <w:pPr>
-        <w:pStyle w:val="user6"/>
+        <w:pStyle w:val="Style16"/>
         <w:bidi w:val="0"/>
         <w:jc w:val="center"/>
         <w:rPr>
@@ -6123,7 +6123,7 @@
           </w:tcPr>
           <w:p>
             <w:pPr>
-              <w:pStyle w:val="Style17"/>
+              <w:pStyle w:val="user7"/>
               <w:widowControl/>
               <w:ind w:hanging="0" w:start="0" w:end="0"/>
               <w:jc w:val="both"/>
@@ -6174,7 +6174,7 @@
           </w:tcPr>
           <w:p>
             <w:pPr>
-              <w:pStyle w:val="Style17"/>
+              <w:pStyle w:val="user7"/>
               <w:jc w:val="both"/>
               <w:rPr>
                 <w:rFonts w:ascii="Times New Roman" w:hAnsi="Times New Roman"/>
@@ -6208,7 +6208,7 @@
           </w:tcPr>
           <w:p>
             <w:pPr>
-              <w:pStyle w:val="Style17"/>
+              <w:pStyle w:val="user7"/>
               <w:jc w:val="both"/>
               <w:rPr>
                 <w:rFonts w:ascii="Times New Roman" w:hAnsi="Times New Roman"/>
@@ -6243,7 +6243,7 @@
           </w:tcPr>
           <w:p>
             <w:pPr>
-              <w:pStyle w:val="Style17"/>
+              <w:pStyle w:val="user7"/>
               <w:jc w:val="both"/>
               <w:rPr>
                 <w:rFonts w:ascii="Times New Roman" w:hAnsi="Times New Roman"/>
@@ -6279,7 +6279,7 @@
           </w:tcPr>
           <w:p>
             <w:pPr>
-              <w:pStyle w:val="Style17"/>
+              <w:pStyle w:val="user7"/>
               <w:jc w:val="both"/>
               <w:rPr>
                 <w:rFonts w:ascii="Times New Roman" w:hAnsi="Times New Roman"/>
@@ -6312,7 +6312,7 @@
           </w:tcPr>
           <w:p>
             <w:pPr>
-              <w:pStyle w:val="Style17"/>
+              <w:pStyle w:val="user7"/>
               <w:jc w:val="center"/>
               <w:rPr>
                 <w:rFonts w:ascii="Times New Roman" w:hAnsi="Times New Roman"/>
@@ -6345,7 +6345,7 @@
           </w:tcPr>
           <w:p>
             <w:pPr>
-              <w:pStyle w:val="Style17"/>
+              <w:pStyle w:val="user7"/>
               <w:widowControl/>
               <w:ind w:hanging="0" w:start="0" w:end="0"/>
               <w:jc w:val="center"/>
@@ -6396,7 +6396,7 @@
           </w:tcPr>
           <w:p>
             <w:pPr>
-              <w:pStyle w:val="Style17"/>
+              <w:pStyle w:val="user7"/>
               <w:jc w:val="center"/>
               <w:rPr>
                 <w:rFonts w:ascii="Times New Roman" w:hAnsi="Times New Roman"/>
@@ -6432,7 +6432,7 @@
           </w:tcPr>
           <w:p>
             <w:pPr>
-              <w:pStyle w:val="Style17"/>
+              <w:pStyle w:val="user7"/>
               <w:widowControl/>
               <w:ind w:hanging="0" w:start="0" w:end="0"/>
               <w:jc w:val="both"/>
@@ -6482,7 +6482,7 @@
           </w:tcPr>
           <w:p>
             <w:pPr>
-              <w:pStyle w:val="Style17"/>
+              <w:pStyle w:val="user7"/>
               <w:jc w:val="center"/>
               <w:rPr>
                 <w:rFonts w:ascii="Times New Roman" w:hAnsi="Times New Roman"/>
@@ -6515,7 +6515,7 @@
           </w:tcPr>
           <w:p>
             <w:pPr>
-              <w:pStyle w:val="Style17"/>
+              <w:pStyle w:val="user7"/>
               <w:jc w:val="center"/>
               <w:rPr>
                 <w:rFonts w:ascii="Times New Roman" w:hAnsi="Times New Roman"/>
@@ -6549,7 +6549,7 @@
           </w:tcPr>
           <w:p>
             <w:pPr>
-              <w:pStyle w:val="Style17"/>
+              <w:pStyle w:val="user7"/>
               <w:jc w:val="center"/>
               <w:rPr>
                 <w:rFonts w:ascii="Times New Roman" w:hAnsi="Times New Roman"/>
@@ -6585,7 +6585,7 @@
           </w:tcPr>
           <w:p>
             <w:pPr>
-              <w:pStyle w:val="Style17"/>
+              <w:pStyle w:val="user7"/>
               <w:widowControl/>
               <w:ind w:hanging="0" w:start="0" w:end="0"/>
               <w:jc w:val="both"/>
@@ -6636,7 +6636,7 @@
           </w:tcPr>
           <w:p>
             <w:pPr>
-              <w:pStyle w:val="Style17"/>
+              <w:pStyle w:val="user7"/>
               <w:ind w:hanging="0" w:start="0" w:end="0"/>
               <w:jc w:val="center"/>
               <w:rPr/>
@@ -6665,7 +6665,7 @@
           </w:tcPr>
           <w:p>
             <w:pPr>
-              <w:pStyle w:val="Style17"/>
+              <w:pStyle w:val="user7"/>
               <w:ind w:hanging="0" w:start="0" w:end="0"/>
               <w:jc w:val="center"/>
               <w:rPr/>
@@ -10786,7 +10786,7 @@
     <w:pPr>
       <w:widowControl/>
       <w:suppressAutoHyphens w:val="true"/>
-      <w:overflowPunct w:val="true"/>
+      <w:overflowPunct w:val="false"/>
       <w:bidi w:val="0"/>
       <w:spacing w:before="0" w:after="0"/>
       <w:jc w:val="start"/>
@@ -10802,7 +10802,7 @@
   </w:style>
   <w:style w:type="paragraph" w:styleId="Heading1">
     <w:name w:val="heading 1"/>
-    <w:basedOn w:val="user4"/>
+    <w:basedOn w:val="Style14"/>
     <w:next w:val="BodyText"/>
     <w:qFormat/>
     <w:pPr>
@@ -10819,7 +10819,7 @@
   </w:style>
   <w:style w:type="paragraph" w:styleId="Heading2">
     <w:name w:val="heading 2"/>
-    <w:basedOn w:val="Style14"/>
+    <w:basedOn w:val="user4"/>
     <w:next w:val="BodyText"/>
     <w:qFormat/>
     <w:pPr>
@@ -10840,7 +10840,7 @@
   </w:style>
   <w:style w:type="paragraph" w:styleId="Heading3">
     <w:name w:val="heading 3"/>
-    <w:basedOn w:val="Style14"/>
+    <w:basedOn w:val="user4"/>
     <w:next w:val="BodyText"/>
     <w:qFormat/>
     <w:pPr>
@@ -10861,7 +10861,7 @@
   </w:style>
   <w:style w:type="paragraph" w:styleId="Heading4">
     <w:name w:val="heading 4"/>
-    <w:basedOn w:val="Style14"/>
+    <w:basedOn w:val="user4"/>
     <w:next w:val="BodyText"/>
     <w:qFormat/>
     <w:pPr>
@@ -10888,20 +10888,20 @@
       <w:bCs/>
     </w:rPr>
   </w:style>
-  <w:style w:type="character" w:styleId="Style10">
-    <w:name w:val="Символ нумерации"/>
+  <w:style w:type="character" w:styleId="user">
+    <w:name w:val="Символ нумерации (user)"/>
     <w:qFormat/>
     <w:rPr/>
   </w:style>
-  <w:style w:type="character" w:styleId="Style11">
-    <w:name w:val="Символ сноски"/>
+  <w:style w:type="character" w:styleId="user1">
+    <w:name w:val="Символ сноски (user)"/>
     <w:qFormat/>
     <w:rPr>
       <w:vertAlign w:val="superscript"/>
     </w:rPr>
   </w:style>
-  <w:style w:type="character" w:styleId="user">
-    <w:name w:val="Символ сноски (user)"/>
+  <w:style w:type="character" w:styleId="Style10">
+    <w:name w:val="Символ сноски"/>
     <w:qFormat/>
     <w:rPr>
       <w:vertAlign w:val="superscript"/>
@@ -10913,15 +10913,15 @@
       <w:vertAlign w:val="superscript"/>
     </w:rPr>
   </w:style>
-  <w:style w:type="character" w:styleId="Style12">
-    <w:name w:val="Маркеры"/>
+  <w:style w:type="character" w:styleId="user2">
+    <w:name w:val="Маркеры (user)"/>
     <w:qFormat/>
     <w:rPr>
       <w:rFonts w:ascii="OpenSymbol" w:hAnsi="OpenSymbol" w:eastAsia="OpenSymbol" w:cs="OpenSymbol"/>
     </w:rPr>
   </w:style>
-  <w:style w:type="character" w:styleId="Style13">
-    <w:name w:val="Исходный текст"/>
+  <w:style w:type="character" w:styleId="user3">
+    <w:name w:val="Исходный текст (user)"/>
     <w:qFormat/>
     <w:rPr>
       <w:rFonts w:ascii="Liberation Mono" w:hAnsi="Liberation Mono" w:eastAsia="NSimSun" w:cs="Liberation Mono"/>
@@ -10949,20 +10949,20 @@
       <w:u w:val="single"/>
     </w:rPr>
   </w:style>
-  <w:style w:type="character" w:styleId="user1">
-    <w:name w:val="Символ нумерации (user)"/>
+  <w:style w:type="character" w:styleId="Style11">
+    <w:name w:val="Символ нумерации"/>
     <w:qFormat/>
     <w:rPr/>
   </w:style>
-  <w:style w:type="character" w:styleId="user2">
-    <w:name w:val="Маркеры (user)"/>
+  <w:style w:type="character" w:styleId="Style12">
+    <w:name w:val="Маркеры"/>
     <w:qFormat/>
     <w:rPr>
       <w:rFonts w:ascii="OpenSymbol" w:hAnsi="OpenSymbol" w:eastAsia="OpenSymbol" w:cs="OpenSymbol"/>
     </w:rPr>
   </w:style>
-  <w:style w:type="character" w:styleId="user3">
-    <w:name w:val="Исходный текст (user)"/>
+  <w:style w:type="character" w:styleId="Style13">
+    <w:name w:val="Исходный текст"/>
     <w:qFormat/>
     <w:rPr>
       <w:rFonts w:ascii="Liberation Mono" w:hAnsi="Liberation Mono" w:eastAsia="NSimSun" w:cs="Liberation Mono"/>
@@ -11064,59 +11064,6 @@
       <w:szCs w:val="20"/>
     </w:rPr>
   </w:style>
-  <w:style w:type="paragraph" w:styleId="Style16">
-    <w:name w:val="Текст в заданном формате"/>
-    <w:basedOn w:val="Normal"/>
-    <w:qFormat/>
-    <w:pPr>
-      <w:spacing w:before="0" w:after="0"/>
-    </w:pPr>
-    <w:rPr>
-      <w:rFonts w:ascii="Liberation Mono" w:hAnsi="Liberation Mono" w:eastAsia="NSimSun" w:cs="Liberation Mono"/>
-      <w:sz w:val="20"/>
-      <w:szCs w:val="20"/>
-    </w:rPr>
-  </w:style>
-  <w:style w:type="paragraph" w:styleId="Style17">
-    <w:name w:val="Содержимое таблицы"/>
-    <w:basedOn w:val="Normal"/>
-    <w:qFormat/>
-    <w:pPr>
-      <w:widowControl w:val="false"/>
-      <w:suppressLineNumbers/>
-    </w:pPr>
-    <w:rPr/>
-  </w:style>
-  <w:style w:type="paragraph" w:styleId="Style18">
-    <w:name w:val="Заголовок таблицы"/>
-    <w:basedOn w:val="Style17"/>
-    <w:qFormat/>
-    <w:pPr>
-      <w:suppressLineNumbers/>
-      <w:jc w:val="center"/>
-    </w:pPr>
-    <w:rPr>
-      <w:b/>
-      <w:bCs/>
-    </w:rPr>
-  </w:style>
-  <w:style w:type="paragraph" w:styleId="Style19">
-    <w:name w:val="Горизонтальная линия"/>
-    <w:basedOn w:val="Normal"/>
-    <w:next w:val="BodyText"/>
-    <w:qFormat/>
-    <w:pPr>
-      <w:suppressLineNumbers/>
-      <w:pBdr>
-        <w:bottom w:val="double" w:sz="2" w:space="0" w:color="808080"/>
-      </w:pBdr>
-      <w:spacing w:before="0" w:after="283"/>
-    </w:pPr>
-    <w:rPr>
-      <w:sz w:val="12"/>
-      <w:szCs w:val="12"/>
-    </w:rPr>
-  </w:style>
   <w:style w:type="paragraph" w:styleId="user6">
     <w:name w:val="Текст в заданном формате (user)"/>
     <w:basedOn w:val="Normal"/>
@@ -11129,28 +11076,6 @@
       <w:sz w:val="20"/>
       <w:szCs w:val="20"/>
     </w:rPr>
-  </w:style>
-  <w:style w:type="paragraph" w:styleId="Style20">
-    <w:name w:val="Колонтитулы"/>
-    <w:basedOn w:val="Normal"/>
-    <w:qFormat/>
-    <w:pPr/>
-    <w:rPr/>
-  </w:style>
-  <w:style w:type="paragraph" w:styleId="HeaderandFooter">
-    <w:name w:val="Header and Footer"/>
-    <w:basedOn w:val="Normal"/>
-    <w:qFormat/>
-    <w:pPr/>
-    <w:rPr/>
-  </w:style>
-  <w:style w:type="paragraph" w:styleId="Footer">
-    <w:name w:val="footer"/>
-    <w:basedOn w:val="Style20"/>
-    <w:pPr>
-      <w:suppressLineNumbers/>
-    </w:pPr>
-    <w:rPr/>
   </w:style>
   <w:style w:type="paragraph" w:styleId="user7">
     <w:name w:val="Содержимое таблицы (user)"/>
@@ -11177,6 +11102,81 @@
   </w:style>
   <w:style w:type="paragraph" w:styleId="user9">
     <w:name w:val="Горизонтальная линия (user)"/>
+    <w:basedOn w:val="Normal"/>
+    <w:next w:val="BodyText"/>
+    <w:qFormat/>
+    <w:pPr>
+      <w:suppressLineNumbers/>
+      <w:pBdr>
+        <w:bottom w:val="double" w:sz="2" w:space="0" w:color="808080"/>
+      </w:pBdr>
+      <w:spacing w:before="0" w:after="283"/>
+    </w:pPr>
+    <w:rPr>
+      <w:sz w:val="12"/>
+      <w:szCs w:val="12"/>
+    </w:rPr>
+  </w:style>
+  <w:style w:type="paragraph" w:styleId="Style16">
+    <w:name w:val="Текст в заданном формате"/>
+    <w:basedOn w:val="Normal"/>
+    <w:qFormat/>
+    <w:pPr>
+      <w:spacing w:before="0" w:after="0"/>
+    </w:pPr>
+    <w:rPr>
+      <w:rFonts w:ascii="Liberation Mono" w:hAnsi="Liberation Mono" w:eastAsia="NSimSun" w:cs="Liberation Mono"/>
+      <w:sz w:val="20"/>
+      <w:szCs w:val="20"/>
+    </w:rPr>
+  </w:style>
+  <w:style w:type="paragraph" w:styleId="user10">
+    <w:name w:val="Колонтитулы (user)"/>
+    <w:basedOn w:val="Normal"/>
+    <w:qFormat/>
+    <w:pPr/>
+    <w:rPr/>
+  </w:style>
+  <w:style w:type="paragraph" w:styleId="Style17">
+    <w:name w:val="Колонтитулы"/>
+    <w:basedOn w:val="Normal"/>
+    <w:qFormat/>
+    <w:pPr/>
+    <w:rPr/>
+  </w:style>
+  <w:style w:type="paragraph" w:styleId="Footer">
+    <w:name w:val="footer"/>
+    <w:basedOn w:val="user10"/>
+    <w:pPr>
+      <w:suppressLineNumbers/>
+    </w:pPr>
+    <w:rPr/>
+  </w:style>
+  <w:style w:type="paragraph" w:styleId="Style18">
+    <w:name w:val="Содержимое таблицы"/>
+    <w:basedOn w:val="Normal"/>
+    <w:qFormat/>
+    <w:pPr>
+      <w:widowControl w:val="false"/>
+      <w:suppressLineNumbers/>
+    </w:pPr>
+    <w:rPr/>
+  </w:style>
+  <w:style w:type="paragraph" w:styleId="Style19">
+    <w:name w:val="Заголовок таблицы"/>
+    <w:basedOn w:val="Style18"/>
+    <w:qFormat/>
+    <w:pPr>
+      <w:suppressLineNumbers/>
+      <w:jc w:val="center"/>
+    </w:pPr>
+    <w:rPr>
+      <w:b/>
+      <w:bCs/>
+    </w:rPr>
+  </w:style>
+  <w:style w:type="paragraph" w:styleId="Style20">
+    <w:name w:val="Горизонтальная линия"/>
     <w:basedOn w:val="Normal"/>
     <w:next w:val="BodyText"/>
     <w:qFormat/>
